--- a/resources/hr/templates/contract.docx
+++ b/resources/hr/templates/contract.docx
@@ -1586,37 +1586,18 @@
                 <w:rFonts w:ascii="Times New Roman" w:eastAsia="Times New Roman" w:hAnsi="Times New Roman" w:cs="Times New Roman"/>
                 <w:sz w:val="20"/>
                 <w:szCs w:val="20"/>
-                <w:highlight w:val="yellow"/>
-                <w:lang w:val="kk-KZ"/>
-              </w:rPr>
-              <w:t>12.30-дан 13.30</w:t>
-            </w:r>
-            <w:r>
-              <w:rPr>
-                <w:rFonts w:ascii="Times New Roman" w:eastAsia="Times New Roman" w:hAnsi="Times New Roman" w:cs="Times New Roman"/>
-                <w:sz w:val="20"/>
-                <w:szCs w:val="20"/>
-                <w:lang w:val="kk-KZ"/>
-              </w:rPr>
-              <w:t>-</w:t>
-            </w:r>
-            <w:r>
-              <w:rPr>
-                <w:rFonts w:ascii="Times New Roman" w:eastAsia="Times New Roman" w:hAnsi="Times New Roman" w:cs="Times New Roman"/>
-                <w:sz w:val="20"/>
-                <w:szCs w:val="20"/>
-                <w:lang w:val="kk-KZ"/>
-              </w:rPr>
-              <w:t>ға</w:t>
-            </w:r>
-            <w:r>
-              <w:rPr>
-                <w:rFonts w:ascii="Times New Roman" w:eastAsia="Times New Roman" w:hAnsi="Times New Roman" w:cs="Times New Roman"/>
-                <w:sz w:val="20"/>
-                <w:szCs w:val="20"/>
-                <w:lang w:val="kk-KZ"/>
-              </w:rPr>
-              <w:t xml:space="preserve"> дейін.</w:t>
+                <w:lang w:val="kk-KZ"/>
+              </w:rPr>
+              <w:t xml:space="preserve">${break_kz}</w:t>
+            </w:r>
+            <w:r>
+              <w:rPr>
+                <w:rFonts w:ascii="Times New Roman" w:eastAsia="Times New Roman" w:hAnsi="Times New Roman" w:cs="Times New Roman"/>
+                <w:sz w:val="20"/>
+                <w:szCs w:val="20"/>
+                <w:lang w:val="kk-KZ"/>
+              </w:rPr>
+              <w:t xml:space="preserve">.</w:t>
             </w:r>
           </w:p>
           <w:p>
@@ -9624,76 +9605,8 @@
                 <w:rFonts w:ascii="Times New Roman" w:eastAsia="Times New Roman" w:hAnsi="Times New Roman" w:cs="Times New Roman"/>
                 <w:sz w:val="20"/>
                 <w:szCs w:val="20"/>
-                <w:highlight w:val="yellow"/>
-              </w:rPr>
-              <w:t xml:space="preserve">с </w:t>
-            </w:r>
-            <w:r>
-              <w:rPr>
-                <w:rFonts w:ascii="Times New Roman" w:eastAsia="Times New Roman" w:hAnsi="Times New Roman" w:cs="Times New Roman"/>
-                <w:sz w:val="20"/>
-                <w:szCs w:val="20"/>
-                <w:highlight w:val="yellow"/>
-                <w:lang w:val="kk-KZ"/>
-              </w:rPr>
-              <w:t>12</w:t>
-            </w:r>
-            <w:r>
-              <w:rPr>
-                <w:rFonts w:ascii="Times New Roman" w:eastAsia="Times New Roman" w:hAnsi="Times New Roman" w:cs="Times New Roman"/>
-                <w:sz w:val="20"/>
-                <w:szCs w:val="20"/>
-                <w:highlight w:val="yellow"/>
-              </w:rPr>
-              <w:t>.</w:t>
-            </w:r>
-            <w:r>
-              <w:rPr>
-                <w:rFonts w:ascii="Times New Roman" w:eastAsia="Times New Roman" w:hAnsi="Times New Roman" w:cs="Times New Roman"/>
-                <w:sz w:val="20"/>
-                <w:szCs w:val="20"/>
-                <w:highlight w:val="yellow"/>
-                <w:lang w:val="kk-KZ"/>
-              </w:rPr>
-              <w:t>30</w:t>
-            </w:r>
-            <w:r>
-              <w:rPr>
-                <w:rFonts w:ascii="Times New Roman" w:eastAsia="Times New Roman" w:hAnsi="Times New Roman" w:cs="Times New Roman"/>
-                <w:sz w:val="20"/>
-                <w:szCs w:val="20"/>
-                <w:highlight w:val="yellow"/>
-              </w:rPr>
-              <w:t xml:space="preserve"> до </w:t>
-            </w:r>
-            <w:r>
-              <w:rPr>
-                <w:rFonts w:ascii="Times New Roman" w:eastAsia="Times New Roman" w:hAnsi="Times New Roman" w:cs="Times New Roman"/>
-                <w:sz w:val="20"/>
-                <w:szCs w:val="20"/>
-                <w:highlight w:val="yellow"/>
-                <w:lang w:val="kk-KZ"/>
-              </w:rPr>
-              <w:t>13</w:t>
-            </w:r>
-            <w:r>
-              <w:rPr>
-                <w:rFonts w:ascii="Times New Roman" w:eastAsia="Times New Roman" w:hAnsi="Times New Roman" w:cs="Times New Roman"/>
-                <w:sz w:val="20"/>
-                <w:szCs w:val="20"/>
-                <w:highlight w:val="yellow"/>
-              </w:rPr>
-              <w:t>.</w:t>
-            </w:r>
-            <w:r>
-              <w:rPr>
-                <w:rFonts w:ascii="Times New Roman" w:eastAsia="Times New Roman" w:hAnsi="Times New Roman" w:cs="Times New Roman"/>
-                <w:sz w:val="20"/>
-                <w:szCs w:val="20"/>
-                <w:highlight w:val="yellow"/>
-                <w:lang w:val="kk-KZ"/>
-              </w:rPr>
-              <w:t>30</w:t>
+              </w:rPr>
+              <w:t xml:space="preserve">${break_ru}</w:t>
             </w:r>
             <w:r>
               <w:rPr>
